--- a/4.1/vision_notebook_report.docx
+++ b/4.1/vision_notebook_report.docx
@@ -105,7 +105,21 @@
           <w:b/>
           <w:bCs/>
         </w:rPr>
-        <w:t xml:space="preserve"> 17.04.2026</w:t>
+        <w:t xml:space="preserve"> 1</w:t>
+      </w:r>
+      <w:r>
+        <w:rPr>
+          <w:b/>
+          <w:bCs/>
+        </w:rPr>
+        <w:t>6</w:t>
+      </w:r>
+      <w:r>
+        <w:rPr>
+          <w:b/>
+          <w:bCs/>
+        </w:rPr>
+        <w:t>.04.2026</w:t>
       </w:r>
     </w:p>
     <w:p>
@@ -2038,10 +2052,131 @@
         <w:t>I visualized pixel intensity distributions using histograms.</w:t>
       </w:r>
     </w:p>
+    <w:p>
+      <w:pPr>
+        <w:rPr>
+          <w:b/>
+          <w:bCs/>
+          <w:lang w:val="ru-RU"/>
+        </w:rPr>
+      </w:pPr>
+      <w:r>
+        <w:rPr>
+          <w:b/>
+          <w:bCs/>
+        </w:rPr>
+        <w:lastRenderedPageBreak/>
+        <w:t>Ahammad Jony</w:t>
+      </w:r>
+    </w:p>
+    <w:p>
+      <w:r>
+        <w:rPr>
+          <w:highlight w:val="yellow"/>
+        </w:rPr>
+        <w:t xml:space="preserve">I learned how different image transformations influence geometry, </w:t>
+      </w:r>
+      <w:proofErr w:type="spellStart"/>
+      <w:r>
+        <w:rPr>
+          <w:highlight w:val="yellow"/>
+        </w:rPr>
+        <w:t>color</w:t>
+      </w:r>
+      <w:proofErr w:type="spellEnd"/>
+      <w:r>
+        <w:rPr>
+          <w:highlight w:val="yellow"/>
+        </w:rPr>
+        <w:t>, and brightness. Running the experiments together helped me better understand how computer vision preprocessing works.</w:t>
+      </w:r>
+    </w:p>
+    <w:p>
+      <w:pPr>
+        <w:rPr>
+          <w:b/>
+          <w:bCs/>
+        </w:rPr>
+      </w:pPr>
+      <w:r>
+        <w:rPr>
+          <w:b/>
+          <w:bCs/>
+        </w:rPr>
+        <w:t>Kumara Muditha</w:t>
+      </w:r>
+    </w:p>
+    <w:p>
+      <w:r>
+        <w:rPr>
+          <w:highlight w:val="yellow"/>
+        </w:rPr>
+        <w:t xml:space="preserve">This assignment showed me how </w:t>
+      </w:r>
+      <w:proofErr w:type="spellStart"/>
+      <w:r>
+        <w:rPr>
+          <w:highlight w:val="yellow"/>
+        </w:rPr>
+        <w:t>color</w:t>
+      </w:r>
+      <w:proofErr w:type="spellEnd"/>
+      <w:r>
+        <w:rPr>
+          <w:highlight w:val="yellow"/>
+        </w:rPr>
+        <w:t xml:space="preserve"> spaces, gamma correction, and compression affect images. Working with the group made it easier to interpret the visual results and fix issues in the code.</w:t>
+      </w:r>
+    </w:p>
+    <w:p>
+      <w:pPr>
+        <w:rPr>
+          <w:b/>
+          <w:bCs/>
+        </w:rPr>
+      </w:pPr>
+      <w:r>
+        <w:rPr>
+          <w:b/>
+          <w:bCs/>
+        </w:rPr>
+        <w:t xml:space="preserve">Shrestha Bata </w:t>
+      </w:r>
+      <w:proofErr w:type="spellStart"/>
+      <w:r>
+        <w:rPr>
+          <w:b/>
+          <w:bCs/>
+        </w:rPr>
+        <w:t>Prabesh</w:t>
+      </w:r>
+      <w:proofErr w:type="spellEnd"/>
+    </w:p>
+    <w:p>
+      <w:r>
+        <w:rPr>
+          <w:highlight w:val="yellow"/>
+        </w:rPr>
+        <w:t xml:space="preserve">I helped test the notebook and </w:t>
+      </w:r>
+      <w:proofErr w:type="spellStart"/>
+      <w:r>
+        <w:rPr>
+          <w:highlight w:val="yellow"/>
+        </w:rPr>
+        <w:t>analyze</w:t>
+      </w:r>
+      <w:proofErr w:type="spellEnd"/>
+      <w:r>
+        <w:rPr>
+          <w:highlight w:val="yellow"/>
+        </w:rPr>
+        <w:t xml:space="preserve"> the outputs from each experiment. The work strengthened my understanding of image processing fundamentals and collaborative debugging.</w:t>
+      </w:r>
+    </w:p>
     <w:p/>
     <w:p/>
     <w:p/>
-    <w:p/>
     <w:p>
       <w:pPr>
         <w:rPr>
@@ -2223,6 +2358,7 @@
     </w:p>
     <w:p>
       <w:r>
+        <w:lastRenderedPageBreak/>
         <w:t xml:space="preserve">As a group, we successfully completed all required experiments, </w:t>
       </w:r>
       <w:proofErr w:type="spellStart"/>
